--- a/docs/semanarios/2026-10/infantil/semanario-infantil-2026-10-26-a-30.docx
+++ b/docs/semanarios/2026-10/infantil/semanario-infantil-2026-10-26-a-30.docx
@@ -39,7 +39,7 @@
         </w:numPr>
       </w:pPr>
       <w:r>
-        <w:t xml:space="preserve">Professoras: Karina (4B), Lucia (3A e 3B/3C), Dri (4A e 4C), Raquel (2B), Thaís (2C) e Karla (2A), conforme a grade.</w:t>
+        <w:t xml:space="preserve">Professoras: Karina (Inf. 4B), Lucia (Inf. 3A e Inf. 3B/3C), Dri (Inf. 4A e Inf. 4C), Raquel (Inf. 2B), Thaís (Inf. 2C) e Karla (Inf. 2A), conforme a grade.</w:t>
       </w:r>
     </w:p>
     <w:p>
